--- a/tests/corpus/word-rules/E-section-restart-parity.docx
+++ b/tests/corpus/word-rules/E-section-restart-parity.docx
@@ -21,30 +21,6 @@
     <w:p>
       <w:pPr>
         <w:spacing w:line="240" w:lineRule="exact"/>
-      </w:pPr>
-      <w:r>
-        <w:t xml:space="preserve">Section 2: odd page start after a section that ends on page 1; two pages</w:t>
-      </w:r>
-    </w:p>
-    <w:p>
-      <w:pPr>
-        <w:pageBreakBefore/>
-        <w:spacing w:line="240" w:lineRule="exact"/>
-        <w:sectPr>
-          <w:type w:val="oddPage"/>
-          <w:pgSz w:w="11906" w:h="16838"/>
-          <w:pgMar w:top="1440" w:right="1440" w:bottom="1440" w:left="1440" w:header="708" w:footer="708" w:gutter="0"/>
-          <w:cols w:space="708"/>
-          <w:docGrid w:linePitch="360"/>
-        </w:sectPr>
-      </w:pPr>
-      <w:r>
-        <w:t xml:space="preserve">Section 2, page 2</w:t>
-      </w:r>
-    </w:p>
-    <w:p>
-      <w:pPr>
-        <w:spacing w:line="240" w:lineRule="exact"/>
         <w:sectPr>
           <w:type w:val="evenPage"/>
           <w:pgSz w:w="11906" w:h="16838"/>
@@ -55,7 +31,31 @@
         </w:sectPr>
       </w:pPr>
       <w:r>
-        <w:t xml:space="preserve">Section 3: even page start after a section that ends on page 4, page numbers restarted at 5</w:t>
+        <w:t xml:space="preserve">Section 2: even page start after a section that ends on page 1, page numbers restarted at 5</w:t>
+      </w:r>
+    </w:p>
+    <w:p>
+      <w:pPr>
+        <w:spacing w:line="240" w:lineRule="exact"/>
+      </w:pPr>
+      <w:r>
+        <w:t xml:space="preserve">Section 3: even page start after a section that ends on an even page number; two pages</w:t>
+      </w:r>
+    </w:p>
+    <w:p>
+      <w:pPr>
+        <w:pageBreakBefore/>
+        <w:spacing w:line="240" w:lineRule="exact"/>
+        <w:sectPr>
+          <w:type w:val="evenPage"/>
+          <w:pgSz w:w="11906" w:h="16838"/>
+          <w:pgMar w:top="1440" w:right="1440" w:bottom="1440" w:left="1440" w:header="708" w:footer="708" w:gutter="0"/>
+          <w:cols w:space="708"/>
+          <w:docGrid w:linePitch="360"/>
+        </w:sectPr>
+      </w:pPr>
+      <w:r>
+        <w:t xml:space="preserve">Section 3, page 2</w:t>
       </w:r>
     </w:p>
     <w:p>
